--- a/docs/resume/Therrance_Carrothers_AI_Automation_Resume.docx
+++ b/docs/resume/Therrance_Carrothers_AI_Automation_Resume.docx
@@ -667,7 +667,7 @@
           <w:color w:val="1A1714"/>
           <w:sz w:val="19"/>
         </w:rPr>
-        <w:t>AI Automation Specialist, Careerist.com | AWS Certified Cloud Practitioner (in progress)</w:t>
+        <w:t>AI Automation Specialist Program, Careerist.com (completed)</w:t>
       </w:r>
     </w:p>
     <w:sectPr>
